--- a/downloads/documents/04 Units/Unit 01 - Nutrition and Wellness - Kitchen Skills and Smart Eating/Lesson 01.07 - Reading a Recipe.docx
+++ b/downloads/documents/04 Units/Unit 01 - Nutrition and Wellness - Kitchen Skills and Smart Eating/Lesson 01.07 - Reading a Recipe.docx
@@ -285,7 +285,7 @@
         <w:t xml:space="preserve">Vocabulary 01.md</w:t>
       </w:r>
       <w:r>
-        <w:t xml:space="preserve">) for Turkish, Portuguese, and Spanish.</w:t>
+        <w:t xml:space="preserve">) for Spanish.</w:t>
       </w:r>
     </w:p>
     <w:p>
@@ -1257,7 +1257,7 @@
         <w:pStyle w:val="Compact"/>
       </w:pPr>
       <w:r>
-        <w:t xml:space="preserve">ELL: both recipes on the handout have the abbreviations spelled out in a margin note and a picture next to each equipment item; the handout has the Turkish, Portuguese, and Spanish words for recipe, ingredients, steps, and yield (see</w:t>
+        <w:t xml:space="preserve">ELL: both recipes on the handout have the abbreviations spelled out in a margin note and a picture next to each equipment item; the handout has the Spanish words for recipe, ingredients, steps, and yield (see</w:t>
       </w:r>
       <w:r>
         <w:t xml:space="preserve"> </w:t>
@@ -1852,7 +1852,7 @@
     <w:sectPr>
       <w:headerReference w:type="default" r:id="rId9"/>
       <w:pgSz w:w="12240" w:h="15840"/>
-      <w:pgMar w:top="1440" w:bottom="1440" w:left="1440" w:right="1440" w:header="504"/>
+      <w:pgMar w:top="1296" w:bottom="1296" w:left="1296" w:right="1296" w:header="504"/>
     </w:sectPr>
   </w:body>
 </w:document>
